--- a/sources-internes/B. CONSTRUCTION- INOX - MARCHÉ - PDM - CERTIFICATION.docx
+++ b/sources-internes/B. CONSTRUCTION- INOX - MARCHÉ - PDM - CERTIFICATION.docx
@@ -11,15 +11,6 @@
         </w:rPr>
       </w:pPr>
       <w:r>
-        <w:rPr>
-          <w:rFonts w:ascii="Calibri" w:cs="Calibri" w:eastAsia="Calibri" w:hAnsi="Calibri"/>
-          <w:b w:val="1"/>
-          <w:bCs w:val="1"/>
-          <w:rtl w:val="0"/>
-        </w:rPr>
-        <w:t xml:space="preserve"> </w:t>
-      </w:r>
-      <w:r>
         <w:pict>
           <v:rect style="width:0.0pt;height:1.5pt" o:hr="t" o:hrstd="t" o:hralign="center" fillcolor="#A0A0A0" stroked="f"/>
         </w:pict>
@@ -161,7 +152,7 @@
       <w:pPr>
         <w:numPr>
           <w:ilvl w:val="0"/>
-          <w:numId w:val="21"/>
+          <w:numId w:val="23"/>
         </w:numPr>
         <w:ind w:left="720" w:hanging="360"/>
         <w:rPr>
@@ -181,7 +172,7 @@
       <w:pPr>
         <w:numPr>
           <w:ilvl w:val="0"/>
-          <w:numId w:val="21"/>
+          <w:numId w:val="23"/>
         </w:numPr>
         <w:ind w:left="720" w:hanging="360"/>
         <w:rPr>
@@ -241,7 +232,7 @@
       <w:pPr>
         <w:numPr>
           <w:ilvl w:val="0"/>
-          <w:numId w:val="16"/>
+          <w:numId w:val="18"/>
         </w:numPr>
         <w:ind w:left="720" w:hanging="360"/>
         <w:rPr>
@@ -261,7 +252,7 @@
       <w:pPr>
         <w:numPr>
           <w:ilvl w:val="0"/>
-          <w:numId w:val="16"/>
+          <w:numId w:val="18"/>
         </w:numPr>
         <w:ind w:left="720" w:hanging="360"/>
         <w:rPr>
@@ -281,7 +272,7 @@
       <w:pPr>
         <w:numPr>
           <w:ilvl w:val="0"/>
-          <w:numId w:val="16"/>
+          <w:numId w:val="18"/>
         </w:numPr>
         <w:ind w:left="720" w:hanging="360"/>
         <w:rPr>
@@ -301,7 +292,7 @@
       <w:pPr>
         <w:numPr>
           <w:ilvl w:val="0"/>
-          <w:numId w:val="16"/>
+          <w:numId w:val="18"/>
         </w:numPr>
         <w:ind w:left="720" w:hanging="360"/>
         <w:rPr>
@@ -321,7 +312,7 @@
       <w:pPr>
         <w:numPr>
           <w:ilvl w:val="0"/>
-          <w:numId w:val="16"/>
+          <w:numId w:val="18"/>
         </w:numPr>
         <w:ind w:left="720" w:hanging="360"/>
         <w:rPr>
@@ -341,7 +332,7 @@
       <w:pPr>
         <w:numPr>
           <w:ilvl w:val="0"/>
-          <w:numId w:val="16"/>
+          <w:numId w:val="18"/>
         </w:numPr>
         <w:ind w:left="720" w:hanging="360"/>
         <w:rPr>
@@ -361,7 +352,7 @@
       <w:pPr>
         <w:numPr>
           <w:ilvl w:val="0"/>
-          <w:numId w:val="16"/>
+          <w:numId w:val="18"/>
         </w:numPr>
         <w:ind w:left="720" w:hanging="360"/>
         <w:rPr>
@@ -381,7 +372,7 @@
       <w:pPr>
         <w:numPr>
           <w:ilvl w:val="0"/>
-          <w:numId w:val="16"/>
+          <w:numId w:val="18"/>
         </w:numPr>
         <w:ind w:left="720" w:hanging="360"/>
         <w:rPr>
@@ -448,7 +439,7 @@
       <w:pPr>
         <w:numPr>
           <w:ilvl w:val="0"/>
-          <w:numId w:val="5"/>
+          <w:numId w:val="6"/>
         </w:numPr>
         <w:ind w:left="720" w:hanging="360"/>
         <w:rPr>
@@ -468,7 +459,7 @@
       <w:pPr>
         <w:numPr>
           <w:ilvl w:val="0"/>
-          <w:numId w:val="5"/>
+          <w:numId w:val="6"/>
         </w:numPr>
         <w:ind w:left="720" w:hanging="360"/>
         <w:rPr>
@@ -488,7 +479,7 @@
       <w:pPr>
         <w:numPr>
           <w:ilvl w:val="0"/>
-          <w:numId w:val="5"/>
+          <w:numId w:val="6"/>
         </w:numPr>
         <w:ind w:left="720" w:hanging="360"/>
         <w:rPr>
@@ -508,7 +499,7 @@
       <w:pPr>
         <w:numPr>
           <w:ilvl w:val="0"/>
-          <w:numId w:val="5"/>
+          <w:numId w:val="6"/>
         </w:numPr>
         <w:ind w:left="720" w:hanging="360"/>
         <w:rPr>
@@ -528,7 +519,7 @@
       <w:pPr>
         <w:numPr>
           <w:ilvl w:val="0"/>
-          <w:numId w:val="5"/>
+          <w:numId w:val="6"/>
         </w:numPr>
         <w:ind w:left="720" w:hanging="360"/>
         <w:rPr>
@@ -548,7 +539,7 @@
       <w:pPr>
         <w:numPr>
           <w:ilvl w:val="0"/>
-          <w:numId w:val="5"/>
+          <w:numId w:val="6"/>
         </w:numPr>
         <w:ind w:left="720" w:hanging="360"/>
         <w:rPr>
@@ -568,7 +559,7 @@
       <w:pPr>
         <w:numPr>
           <w:ilvl w:val="0"/>
-          <w:numId w:val="5"/>
+          <w:numId w:val="6"/>
         </w:numPr>
         <w:ind w:left="720" w:hanging="360"/>
         <w:rPr>
@@ -705,7 +696,7 @@
       <w:pPr>
         <w:numPr>
           <w:ilvl w:val="0"/>
-          <w:numId w:val="15"/>
+          <w:numId w:val="17"/>
         </w:numPr>
         <w:ind w:left="720" w:hanging="360"/>
         <w:rPr>
@@ -724,7 +715,7 @@
       <w:pPr>
         <w:numPr>
           <w:ilvl w:val="0"/>
-          <w:numId w:val="7"/>
+          <w:numId w:val="8"/>
         </w:numPr>
         <w:ind w:left="720" w:hanging="360"/>
         <w:rPr>
@@ -743,7 +734,7 @@
       <w:pPr>
         <w:numPr>
           <w:ilvl w:val="0"/>
-          <w:numId w:val="17"/>
+          <w:numId w:val="19"/>
         </w:numPr>
         <w:ind w:left="720" w:hanging="360"/>
         <w:rPr>
@@ -762,7 +753,7 @@
       <w:pPr>
         <w:numPr>
           <w:ilvl w:val="0"/>
-          <w:numId w:val="17"/>
+          <w:numId w:val="19"/>
         </w:numPr>
         <w:ind w:left="720" w:hanging="360"/>
         <w:rPr>
@@ -781,7 +772,7 @@
       <w:pPr>
         <w:numPr>
           <w:ilvl w:val="0"/>
-          <w:numId w:val="17"/>
+          <w:numId w:val="19"/>
         </w:numPr>
         <w:ind w:left="720" w:hanging="360"/>
         <w:rPr>
@@ -801,7 +792,7 @@
       <w:pPr>
         <w:numPr>
           <w:ilvl w:val="0"/>
-          <w:numId w:val="17"/>
+          <w:numId w:val="19"/>
         </w:numPr>
         <w:ind w:left="720" w:hanging="360"/>
         <w:rPr>
@@ -850,7 +841,7 @@
       <w:pPr>
         <w:numPr>
           <w:ilvl w:val="0"/>
-          <w:numId w:val="13"/>
+          <w:numId w:val="14"/>
         </w:numPr>
         <w:ind w:left="720" w:hanging="360"/>
         <w:rPr>
@@ -870,7 +861,7 @@
       <w:pPr>
         <w:numPr>
           <w:ilvl w:val="0"/>
-          <w:numId w:val="13"/>
+          <w:numId w:val="14"/>
         </w:numPr>
         <w:ind w:left="720" w:hanging="360"/>
         <w:rPr>
@@ -890,7 +881,7 @@
       <w:pPr>
         <w:numPr>
           <w:ilvl w:val="0"/>
-          <w:numId w:val="13"/>
+          <w:numId w:val="14"/>
         </w:numPr>
         <w:ind w:left="720" w:hanging="360"/>
         <w:rPr>
@@ -910,7 +901,7 @@
       <w:pPr>
         <w:numPr>
           <w:ilvl w:val="0"/>
-          <w:numId w:val="13"/>
+          <w:numId w:val="14"/>
         </w:numPr>
         <w:ind w:left="720" w:hanging="360"/>
         <w:rPr>
@@ -930,7 +921,7 @@
       <w:pPr>
         <w:numPr>
           <w:ilvl w:val="0"/>
-          <w:numId w:val="13"/>
+          <w:numId w:val="14"/>
         </w:numPr>
         <w:ind w:left="720" w:hanging="360"/>
         <w:rPr>
@@ -950,7 +941,7 @@
       <w:pPr>
         <w:numPr>
           <w:ilvl w:val="0"/>
-          <w:numId w:val="13"/>
+          <w:numId w:val="14"/>
         </w:numPr>
         <w:ind w:left="720" w:hanging="360"/>
         <w:rPr>
@@ -1088,7 +1079,7 @@
       <w:pPr>
         <w:numPr>
           <w:ilvl w:val="0"/>
-          <w:numId w:val="8"/>
+          <w:numId w:val="9"/>
         </w:numPr>
         <w:ind w:left="720" w:hanging="360"/>
         <w:rPr>
@@ -1107,7 +1098,7 @@
       <w:pPr>
         <w:numPr>
           <w:ilvl w:val="0"/>
-          <w:numId w:val="8"/>
+          <w:numId w:val="9"/>
         </w:numPr>
         <w:ind w:left="720" w:hanging="360"/>
         <w:rPr>
@@ -1126,7 +1117,7 @@
       <w:pPr>
         <w:numPr>
           <w:ilvl w:val="0"/>
-          <w:numId w:val="8"/>
+          <w:numId w:val="9"/>
         </w:numPr>
         <w:ind w:left="720" w:hanging="360"/>
         <w:rPr>
@@ -1145,7 +1136,7 @@
       <w:pPr>
         <w:numPr>
           <w:ilvl w:val="0"/>
-          <w:numId w:val="8"/>
+          <w:numId w:val="9"/>
         </w:numPr>
         <w:ind w:left="720" w:hanging="360"/>
         <w:rPr>
@@ -1164,7 +1155,7 @@
       <w:pPr>
         <w:numPr>
           <w:ilvl w:val="0"/>
-          <w:numId w:val="8"/>
+          <w:numId w:val="9"/>
         </w:numPr>
         <w:ind w:left="720" w:hanging="360"/>
         <w:rPr>
@@ -1183,7 +1174,7 @@
       <w:pPr>
         <w:numPr>
           <w:ilvl w:val="0"/>
-          <w:numId w:val="8"/>
+          <w:numId w:val="9"/>
         </w:numPr>
         <w:ind w:left="720" w:hanging="360"/>
         <w:rPr>
@@ -1325,7 +1316,7 @@
       <w:pPr>
         <w:numPr>
           <w:ilvl w:val="0"/>
-          <w:numId w:val="14"/>
+          <w:numId w:val="15"/>
         </w:numPr>
         <w:ind w:left="720" w:hanging="360"/>
         <w:rPr>
@@ -1348,7 +1339,7 @@
       <w:pPr>
         <w:numPr>
           <w:ilvl w:val="0"/>
-          <w:numId w:val="14"/>
+          <w:numId w:val="15"/>
         </w:numPr>
         <w:ind w:left="720" w:hanging="360"/>
         <w:rPr>
@@ -1371,7 +1362,7 @@
       <w:pPr>
         <w:numPr>
           <w:ilvl w:val="0"/>
-          <w:numId w:val="14"/>
+          <w:numId w:val="15"/>
         </w:numPr>
         <w:ind w:left="720" w:hanging="360"/>
         <w:rPr>
@@ -1394,7 +1385,7 @@
       <w:pPr>
         <w:numPr>
           <w:ilvl w:val="0"/>
-          <w:numId w:val="14"/>
+          <w:numId w:val="15"/>
         </w:numPr>
         <w:ind w:left="720" w:hanging="360"/>
         <w:rPr>
@@ -1417,7 +1408,7 @@
       <w:pPr>
         <w:numPr>
           <w:ilvl w:val="0"/>
-          <w:numId w:val="14"/>
+          <w:numId w:val="15"/>
         </w:numPr>
         <w:ind w:left="720" w:hanging="360"/>
         <w:rPr>
@@ -1545,7 +1536,7 @@
       <w:pPr>
         <w:numPr>
           <w:ilvl w:val="0"/>
-          <w:numId w:val="11"/>
+          <w:numId w:val="12"/>
         </w:numPr>
         <w:ind w:left="720" w:hanging="360"/>
         <w:rPr>
@@ -1565,7 +1556,7 @@
       <w:pPr>
         <w:numPr>
           <w:ilvl w:val="0"/>
-          <w:numId w:val="12"/>
+          <w:numId w:val="13"/>
         </w:numPr>
         <w:ind w:left="720" w:hanging="360"/>
         <w:rPr>
@@ -1585,7 +1576,7 @@
       <w:pPr>
         <w:numPr>
           <w:ilvl w:val="0"/>
-          <w:numId w:val="12"/>
+          <w:numId w:val="13"/>
         </w:numPr>
         <w:ind w:left="720" w:hanging="360"/>
         <w:rPr>
@@ -1610,7 +1601,7 @@
       <w:pPr>
         <w:numPr>
           <w:ilvl w:val="0"/>
-          <w:numId w:val="12"/>
+          <w:numId w:val="13"/>
         </w:numPr>
         <w:ind w:left="720" w:hanging="360"/>
         <w:rPr>
@@ -1630,7 +1621,7 @@
       <w:pPr>
         <w:numPr>
           <w:ilvl w:val="0"/>
-          <w:numId w:val="12"/>
+          <w:numId w:val="13"/>
         </w:numPr>
         <w:ind w:left="720" w:hanging="360"/>
         <w:rPr>
@@ -2508,7 +2499,7 @@
       <w:pPr>
         <w:numPr>
           <w:ilvl w:val="0"/>
-          <w:numId w:val="2"/>
+          <w:numId w:val="3"/>
         </w:numPr>
         <w:ind w:left="720" w:hanging="360"/>
         <w:rPr>
@@ -2528,7 +2519,7 @@
       <w:pPr>
         <w:numPr>
           <w:ilvl w:val="0"/>
-          <w:numId w:val="2"/>
+          <w:numId w:val="3"/>
         </w:numPr>
         <w:ind w:left="720" w:hanging="360"/>
         <w:rPr>
@@ -2548,7 +2539,7 @@
       <w:pPr>
         <w:numPr>
           <w:ilvl w:val="0"/>
-          <w:numId w:val="2"/>
+          <w:numId w:val="3"/>
         </w:numPr>
         <w:ind w:left="720" w:hanging="360"/>
         <w:rPr>
@@ -2568,7 +2559,7 @@
       <w:pPr>
         <w:numPr>
           <w:ilvl w:val="0"/>
-          <w:numId w:val="2"/>
+          <w:numId w:val="3"/>
         </w:numPr>
         <w:ind w:left="720" w:hanging="360"/>
         <w:rPr>
@@ -2588,7 +2579,7 @@
       <w:pPr>
         <w:numPr>
           <w:ilvl w:val="0"/>
-          <w:numId w:val="2"/>
+          <w:numId w:val="3"/>
         </w:numPr>
         <w:ind w:left="720" w:hanging="360"/>
         <w:rPr>
@@ -2608,7 +2599,7 @@
       <w:pPr>
         <w:numPr>
           <w:ilvl w:val="0"/>
-          <w:numId w:val="2"/>
+          <w:numId w:val="3"/>
         </w:numPr>
         <w:ind w:left="720" w:hanging="360"/>
         <w:rPr>
@@ -2628,7 +2619,7 @@
       <w:pPr>
         <w:numPr>
           <w:ilvl w:val="0"/>
-          <w:numId w:val="2"/>
+          <w:numId w:val="3"/>
         </w:numPr>
         <w:ind w:left="720" w:hanging="360"/>
         <w:rPr>
@@ -2648,7 +2639,7 @@
       <w:pPr>
         <w:numPr>
           <w:ilvl w:val="0"/>
-          <w:numId w:val="2"/>
+          <w:numId w:val="3"/>
         </w:numPr>
         <w:ind w:left="720" w:hanging="360"/>
         <w:rPr>
@@ -2668,7 +2659,7 @@
       <w:pPr>
         <w:numPr>
           <w:ilvl w:val="0"/>
-          <w:numId w:val="2"/>
+          <w:numId w:val="3"/>
         </w:numPr>
         <w:ind w:left="720" w:hanging="360"/>
         <w:rPr>
@@ -2688,7 +2679,7 @@
       <w:pPr>
         <w:numPr>
           <w:ilvl w:val="0"/>
-          <w:numId w:val="2"/>
+          <w:numId w:val="3"/>
         </w:numPr>
         <w:ind w:left="720" w:hanging="360"/>
         <w:rPr>
@@ -2734,7 +2725,7 @@
       <w:pPr>
         <w:numPr>
           <w:ilvl w:val="0"/>
-          <w:numId w:val="4"/>
+          <w:numId w:val="5"/>
         </w:numPr>
         <w:ind w:left="720" w:hanging="360"/>
         <w:rPr>
@@ -2754,7 +2745,7 @@
       <w:pPr>
         <w:numPr>
           <w:ilvl w:val="0"/>
-          <w:numId w:val="4"/>
+          <w:numId w:val="5"/>
         </w:numPr>
         <w:ind w:left="720" w:hanging="360"/>
         <w:rPr>
@@ -2774,7 +2765,7 @@
       <w:pPr>
         <w:numPr>
           <w:ilvl w:val="0"/>
-          <w:numId w:val="4"/>
+          <w:numId w:val="5"/>
         </w:numPr>
         <w:ind w:left="720" w:hanging="360"/>
         <w:rPr>
@@ -2794,7 +2785,7 @@
       <w:pPr>
         <w:numPr>
           <w:ilvl w:val="0"/>
-          <w:numId w:val="4"/>
+          <w:numId w:val="5"/>
         </w:numPr>
         <w:ind w:left="720" w:hanging="360"/>
         <w:rPr>
@@ -2814,7 +2805,7 @@
       <w:pPr>
         <w:numPr>
           <w:ilvl w:val="0"/>
-          <w:numId w:val="4"/>
+          <w:numId w:val="5"/>
         </w:numPr>
         <w:ind w:left="720" w:hanging="360"/>
         <w:rPr>
@@ -2834,7 +2825,7 @@
       <w:pPr>
         <w:numPr>
           <w:ilvl w:val="0"/>
-          <w:numId w:val="4"/>
+          <w:numId w:val="5"/>
         </w:numPr>
         <w:ind w:left="720" w:hanging="360"/>
         <w:rPr>
@@ -2854,7 +2845,7 @@
       <w:pPr>
         <w:numPr>
           <w:ilvl w:val="0"/>
-          <w:numId w:val="4"/>
+          <w:numId w:val="5"/>
         </w:numPr>
         <w:ind w:left="720" w:hanging="360"/>
         <w:rPr>
@@ -2874,7 +2865,7 @@
       <w:pPr>
         <w:numPr>
           <w:ilvl w:val="0"/>
-          <w:numId w:val="4"/>
+          <w:numId w:val="5"/>
         </w:numPr>
         <w:ind w:left="720" w:hanging="360"/>
         <w:rPr>
@@ -2894,7 +2885,7 @@
       <w:pPr>
         <w:numPr>
           <w:ilvl w:val="0"/>
-          <w:numId w:val="4"/>
+          <w:numId w:val="5"/>
         </w:numPr>
         <w:ind w:left="720" w:hanging="360"/>
         <w:rPr>
@@ -2914,7 +2905,7 @@
       <w:pPr>
         <w:numPr>
           <w:ilvl w:val="0"/>
-          <w:numId w:val="4"/>
+          <w:numId w:val="5"/>
         </w:numPr>
         <w:ind w:left="720" w:hanging="360"/>
         <w:rPr>
@@ -2974,7 +2965,7 @@
       <w:pPr>
         <w:numPr>
           <w:ilvl w:val="0"/>
-          <w:numId w:val="10"/>
+          <w:numId w:val="11"/>
         </w:numPr>
         <w:ind w:left="720" w:hanging="360"/>
         <w:rPr>
@@ -3007,7 +2998,7 @@
       <w:pPr>
         <w:numPr>
           <w:ilvl w:val="0"/>
-          <w:numId w:val="19"/>
+          <w:numId w:val="21"/>
         </w:numPr>
         <w:ind w:left="720" w:hanging="360"/>
         <w:rPr>
@@ -3086,7 +3077,7 @@
       <w:pPr>
         <w:numPr>
           <w:ilvl w:val="0"/>
-          <w:numId w:val="22"/>
+          <w:numId w:val="24"/>
         </w:numPr>
         <w:ind w:left="720" w:hanging="360"/>
         <w:rPr>
@@ -3105,7 +3096,7 @@
       <w:pPr>
         <w:numPr>
           <w:ilvl w:val="0"/>
-          <w:numId w:val="22"/>
+          <w:numId w:val="24"/>
         </w:numPr>
         <w:ind w:left="720" w:hanging="360"/>
         <w:rPr>
@@ -3124,7 +3115,7 @@
       <w:pPr>
         <w:numPr>
           <w:ilvl w:val="0"/>
-          <w:numId w:val="22"/>
+          <w:numId w:val="24"/>
         </w:numPr>
         <w:ind w:left="720" w:hanging="360"/>
         <w:rPr>
@@ -3179,7 +3170,7 @@
       <w:pPr>
         <w:numPr>
           <w:ilvl w:val="0"/>
-          <w:numId w:val="22"/>
+          <w:numId w:val="24"/>
         </w:numPr>
         <w:ind w:left="720" w:hanging="360"/>
         <w:rPr>
@@ -3198,7 +3189,7 @@
       <w:pPr>
         <w:numPr>
           <w:ilvl w:val="0"/>
-          <w:numId w:val="22"/>
+          <w:numId w:val="24"/>
         </w:numPr>
         <w:ind w:left="720" w:hanging="360"/>
         <w:rPr>
@@ -3217,7 +3208,7 @@
       <w:pPr>
         <w:numPr>
           <w:ilvl w:val="0"/>
-          <w:numId w:val="22"/>
+          <w:numId w:val="24"/>
         </w:numPr>
         <w:ind w:left="720" w:hanging="360"/>
         <w:rPr>
@@ -3236,7 +3227,7 @@
       <w:pPr>
         <w:numPr>
           <w:ilvl w:val="0"/>
-          <w:numId w:val="22"/>
+          <w:numId w:val="24"/>
         </w:numPr>
         <w:ind w:left="720" w:hanging="360"/>
         <w:rPr>
@@ -3321,7 +3312,7 @@
       <w:pPr>
         <w:numPr>
           <w:ilvl w:val="0"/>
-          <w:numId w:val="6"/>
+          <w:numId w:val="7"/>
         </w:numPr>
         <w:ind w:left="720" w:hanging="360"/>
         <w:rPr>
@@ -3340,7 +3331,7 @@
       <w:pPr>
         <w:numPr>
           <w:ilvl w:val="0"/>
-          <w:numId w:val="6"/>
+          <w:numId w:val="7"/>
         </w:numPr>
         <w:ind w:left="720" w:hanging="360"/>
         <w:rPr>
@@ -3359,7 +3350,7 @@
       <w:pPr>
         <w:numPr>
           <w:ilvl w:val="0"/>
-          <w:numId w:val="6"/>
+          <w:numId w:val="7"/>
         </w:numPr>
         <w:ind w:left="720" w:hanging="360"/>
         <w:rPr>
@@ -3378,7 +3369,7 @@
       <w:pPr>
         <w:numPr>
           <w:ilvl w:val="0"/>
-          <w:numId w:val="6"/>
+          <w:numId w:val="7"/>
         </w:numPr>
         <w:ind w:left="720" w:hanging="360"/>
         <w:rPr>
@@ -3411,7 +3402,7 @@
       <w:pPr>
         <w:numPr>
           <w:ilvl w:val="0"/>
-          <w:numId w:val="23"/>
+          <w:numId w:val="25"/>
         </w:numPr>
         <w:ind w:left="720" w:hanging="360"/>
         <w:rPr>
@@ -3430,7 +3421,7 @@
       <w:pPr>
         <w:numPr>
           <w:ilvl w:val="0"/>
-          <w:numId w:val="23"/>
+          <w:numId w:val="25"/>
         </w:numPr>
         <w:ind w:left="720" w:hanging="360"/>
         <w:rPr>
@@ -3449,7 +3440,7 @@
       <w:pPr>
         <w:numPr>
           <w:ilvl w:val="0"/>
-          <w:numId w:val="23"/>
+          <w:numId w:val="25"/>
         </w:numPr>
         <w:ind w:left="720" w:hanging="360"/>
         <w:rPr>
@@ -3492,7 +3483,7 @@
       <w:pPr>
         <w:numPr>
           <w:ilvl w:val="0"/>
-          <w:numId w:val="20"/>
+          <w:numId w:val="22"/>
         </w:numPr>
         <w:ind w:left="720" w:hanging="360"/>
         <w:rPr>
@@ -3511,7 +3502,7 @@
       <w:pPr>
         <w:numPr>
           <w:ilvl w:val="0"/>
-          <w:numId w:val="20"/>
+          <w:numId w:val="22"/>
         </w:numPr>
         <w:ind w:left="720" w:hanging="360"/>
         <w:rPr>
@@ -3581,6 +3572,199 @@
           <w:rtl w:val="0"/>
         </w:rPr>
         <w:t xml:space="preserve"> Europe en consommation d’inox plat, après l’Allemagne et l’Italie. La surcapacité chinoise (la Chine représentant autour de 65% de la production mondiale), combinée à une demande faible, pèse sur les prix et la rentabilité ; tendance attendue plutôt faible en Turquie sur l’année. Le document souligne l’importance croissante des exigences de durabilité (ex. CBAM - MACF pour l’UE) et la nécessité d’investir dans production verte et transformation digitale, ainsi que de diversifier les marchés d’export (Afrique du Nord, Moyen-Orient, Asie centrale, Afrique). Le document décrit un marché turc de l’inox (plat) en ralentissement en 2025 (demande faible, pression sur les prix), mais avec un enjeu stratégique fort : réduire la dépendance aux importations via un grand investissement nationale et s’adapter aux tendances mondiales (protectionnisme, fortes variations du coût des matières premières et de l’énergie, contraintes carbone).</w:t>
+      </w:r>
+    </w:p>
+    <w:p>
+      <w:pPr>
+        <w:rPr>
+          <w:rFonts w:ascii="Calibri" w:cs="Calibri" w:eastAsia="Calibri" w:hAnsi="Calibri"/>
+        </w:rPr>
+      </w:pPr>
+      <w:r>
+        <w:rPr>
+          <w:rtl w:val="0"/>
+        </w:rPr>
+      </w:r>
+    </w:p>
+    <w:p>
+      <w:pPr>
+        <w:rPr>
+          <w:rFonts w:ascii="Calibri" w:cs="Calibri" w:eastAsia="Calibri" w:hAnsi="Calibri"/>
+          <w:i w:val="1"/>
+          <w:iCs w:val="1"/>
+        </w:rPr>
+      </w:pPr>
+      <w:r>
+        <w:rPr>
+          <w:rFonts w:ascii="Calibri" w:cs="Calibri" w:eastAsia="Calibri" w:hAnsi="Calibri"/>
+          <w:i w:val="1"/>
+          <w:iCs w:val="1"/>
+          <w:rtl w:val="0"/>
+        </w:rPr>
+        <w:t xml:space="preserve">En synthèse : </w:t>
+      </w:r>
+    </w:p>
+    <w:p>
+      <w:pPr>
+        <w:numPr>
+          <w:ilvl w:val="0"/>
+          <w:numId w:val="2"/>
+        </w:numPr>
+        <w:ind w:left="720" w:hanging="360"/>
+        <w:rPr>
+          <w:rFonts w:ascii="Calibri" w:cs="Calibri" w:eastAsia="Calibri" w:hAnsi="Calibri"/>
+          <w:i w:val="1"/>
+          <w:iCs w:val="1"/>
+        </w:rPr>
+      </w:pPr>
+      <w:r>
+        <w:rPr>
+          <w:rFonts w:ascii="Calibri" w:cs="Calibri" w:eastAsia="Calibri" w:hAnsi="Calibri"/>
+          <w:i w:val="1"/>
+          <w:iCs w:val="1"/>
+          <w:rtl w:val="0"/>
+        </w:rPr>
+        <w:t xml:space="preserve">Un sous-</w:t>
+      </w:r>
+      <w:r>
+        <w:rPr>
+          <w:rFonts w:ascii="Calibri" w:cs="Calibri" w:eastAsia="Calibri" w:hAnsi="Calibri"/>
+          <w:i w:val="1"/>
+          <w:iCs w:val="1"/>
+          <w:rtl w:val="0"/>
+        </w:rPr>
+        <w:t xml:space="preserve">segment “</w:t>
+      </w:r>
+      <w:r>
+        <w:rPr>
+          <w:rFonts w:ascii="Calibri" w:cs="Calibri" w:eastAsia="Calibri" w:hAnsi="Calibri"/>
+          <w:i w:val="1"/>
+          <w:iCs w:val="1"/>
+          <w:rtl w:val="0"/>
+        </w:rPr>
+        <w:t xml:space="preserve">premium/</w:t>
+      </w:r>
+      <w:r>
+        <w:rPr>
+          <w:rFonts w:ascii="Calibri" w:cs="Calibri" w:eastAsia="Calibri" w:hAnsi="Calibri"/>
+          <w:i w:val="1"/>
+          <w:iCs w:val="1"/>
+          <w:rtl w:val="0"/>
+        </w:rPr>
+        <w:t xml:space="preserve">niche”</w:t>
+      </w:r>
+      <w:r>
+        <w:rPr>
+          <w:rFonts w:ascii="Calibri" w:cs="Calibri" w:eastAsia="Calibri" w:hAnsi="Calibri"/>
+          <w:i w:val="1"/>
+          <w:iCs w:val="1"/>
+          <w:rtl w:val="0"/>
+        </w:rPr>
+        <w:t xml:space="preserve"> : la robinetterie sanitaire inox reste marginale face au laiton chromé ; la taille n’est pas facilement chiffrable (pas de statistiques publiques/codes douaniers dédiés).</w:t>
+      </w:r>
+    </w:p>
+    <w:p>
+      <w:pPr>
+        <w:numPr>
+          <w:ilvl w:val="0"/>
+          <w:numId w:val="2"/>
+        </w:numPr>
+        <w:ind w:left="720" w:hanging="360"/>
+        <w:rPr>
+          <w:rFonts w:ascii="Calibri" w:cs="Calibri" w:eastAsia="Calibri" w:hAnsi="Calibri"/>
+          <w:i w:val="1"/>
+          <w:iCs w:val="1"/>
+        </w:rPr>
+      </w:pPr>
+      <w:r>
+        <w:rPr>
+          <w:rFonts w:ascii="Calibri" w:cs="Calibri" w:eastAsia="Calibri" w:hAnsi="Calibri"/>
+          <w:i w:val="1"/>
+          <w:iCs w:val="1"/>
+          <w:rtl w:val="0"/>
+        </w:rPr>
+        <w:t xml:space="preserve">Drivers vs freins : attraits = hygiène / “sans plomb”, résistance à la corrosion, esthétique et montée en gamme ; freins = sensibilité au prix, volatilité de la TRY, coûts matière.</w:t>
+      </w:r>
+    </w:p>
+    <w:p>
+      <w:pPr>
+        <w:numPr>
+          <w:ilvl w:val="0"/>
+          <w:numId w:val="2"/>
+        </w:numPr>
+        <w:ind w:left="720" w:hanging="360"/>
+        <w:rPr>
+          <w:rFonts w:ascii="Calibri" w:cs="Calibri" w:eastAsia="Calibri" w:hAnsi="Calibri"/>
+          <w:i w:val="1"/>
+          <w:iCs w:val="1"/>
+        </w:rPr>
+      </w:pPr>
+      <w:r>
+        <w:rPr>
+          <w:rFonts w:ascii="Calibri" w:cs="Calibri" w:eastAsia="Calibri" w:hAnsi="Calibri"/>
+          <w:i w:val="1"/>
+          <w:iCs w:val="1"/>
+          <w:rtl w:val="0"/>
+        </w:rPr>
+        <w:t xml:space="preserve">Contexte acier favorable mais dépendant : Turquie 8e producteur mondial en 2024 (36,9 Mt) et 7e sur jan–août 2025 (24,9 Mt) ; ambition de produits à plus forte valeur ajoutée et d’investissements “transition verte”, mais taux d’utilisation ~63% et forte part d’intrants importés (~48%).</w:t>
+      </w:r>
+    </w:p>
+    <w:p>
+      <w:pPr>
+        <w:numPr>
+          <w:ilvl w:val="0"/>
+          <w:numId w:val="2"/>
+        </w:numPr>
+        <w:ind w:left="720" w:hanging="360"/>
+        <w:rPr>
+          <w:rFonts w:ascii="Calibri" w:cs="Calibri" w:eastAsia="Calibri" w:hAnsi="Calibri"/>
+          <w:i w:val="1"/>
+          <w:iCs w:val="1"/>
+        </w:rPr>
+      </w:pPr>
+      <w:r>
+        <w:rPr>
+          <w:rFonts w:ascii="Calibri" w:cs="Calibri" w:eastAsia="Calibri" w:hAnsi="Calibri"/>
+          <w:i w:val="1"/>
+          <w:iCs w:val="1"/>
+          <w:rtl w:val="0"/>
+        </w:rPr>
+        <w:t xml:space="preserve">Marché inox (estimation) : selon Data Bridge, marché turc de l’inox 3,06 Md$ (2024), projeté 4,17 Md$ (2032), TCAC ~4,1% ; la construction/infrastructures est le segment vertical le plus dynamique.</w:t>
+      </w:r>
+    </w:p>
+    <w:p>
+      <w:pPr>
+        <w:numPr>
+          <w:ilvl w:val="0"/>
+          <w:numId w:val="2"/>
+        </w:numPr>
+        <w:ind w:left="720" w:hanging="360"/>
+        <w:rPr>
+          <w:rFonts w:ascii="Calibri" w:cs="Calibri" w:eastAsia="Calibri" w:hAnsi="Calibri"/>
+          <w:i w:val="1"/>
+          <w:iCs w:val="1"/>
+        </w:rPr>
+      </w:pPr>
+      <w:r>
+        <w:rPr>
+          <w:rFonts w:ascii="Calibri" w:cs="Calibri" w:eastAsia="Calibri" w:hAnsi="Calibri"/>
+          <w:i w:val="1"/>
+          <w:iCs w:val="1"/>
+          <w:rtl w:val="0"/>
+        </w:rPr>
+        <w:t xml:space="preserve">Ordres de grandeur “sanitaire/collectivités” &amp; tendances 2025 : consommation d’inox plat ~703 kt (2024) (Turquie 3e en Europe en conso) ; marché 2025 sous pression (surcapacité chinoise, demande faible, prix) avec enjeu de réduire la dépendance aux importations et de s’adapter aux contraintes durabilité/CBAM ; estimation produits type Presto/Delabie : ~12-43 M$ (central ~24 M$) dans l’inox Turquie.</w:t>
+      </w:r>
+    </w:p>
+    <w:p>
+      <w:pPr>
+        <w:rPr>
+          <w:rFonts w:ascii="Calibri" w:cs="Calibri" w:eastAsia="Calibri" w:hAnsi="Calibri"/>
+        </w:rPr>
+      </w:pPr>
+      <w:r>
+        <w:rPr>
+          <w:rtl w:val="0"/>
+        </w:rPr>
       </w:r>
     </w:p>
     <w:p>
@@ -3884,7 +4068,7 @@
       <w:pPr>
         <w:numPr>
           <w:ilvl w:val="0"/>
-          <w:numId w:val="9"/>
+          <w:numId w:val="10"/>
         </w:numPr>
         <w:ind w:left="720" w:hanging="360"/>
         <w:rPr>
@@ -3904,7 +4088,7 @@
       <w:pPr>
         <w:numPr>
           <w:ilvl w:val="0"/>
-          <w:numId w:val="9"/>
+          <w:numId w:val="10"/>
         </w:numPr>
         <w:ind w:left="720" w:hanging="360"/>
         <w:rPr>
@@ -3924,7 +4108,7 @@
       <w:pPr>
         <w:numPr>
           <w:ilvl w:val="0"/>
-          <w:numId w:val="9"/>
+          <w:numId w:val="10"/>
         </w:numPr>
         <w:ind w:left="720" w:hanging="360"/>
         <w:rPr>
@@ -3944,7 +4128,7 @@
       <w:pPr>
         <w:numPr>
           <w:ilvl w:val="0"/>
-          <w:numId w:val="9"/>
+          <w:numId w:val="10"/>
         </w:numPr>
         <w:ind w:left="720" w:hanging="360"/>
         <w:rPr>
@@ -3964,7 +4148,7 @@
       <w:pPr>
         <w:numPr>
           <w:ilvl w:val="0"/>
-          <w:numId w:val="9"/>
+          <w:numId w:val="10"/>
         </w:numPr>
         <w:ind w:left="720" w:hanging="360"/>
         <w:rPr>
@@ -3984,7 +4168,7 @@
       <w:pPr>
         <w:numPr>
           <w:ilvl w:val="0"/>
-          <w:numId w:val="9"/>
+          <w:numId w:val="10"/>
         </w:numPr>
         <w:ind w:left="720" w:hanging="360"/>
         <w:rPr>
@@ -4004,7 +4188,7 @@
       <w:pPr>
         <w:numPr>
           <w:ilvl w:val="0"/>
-          <w:numId w:val="9"/>
+          <w:numId w:val="10"/>
         </w:numPr>
         <w:ind w:left="720" w:hanging="360"/>
         <w:rPr>
@@ -4024,7 +4208,7 @@
       <w:pPr>
         <w:numPr>
           <w:ilvl w:val="0"/>
-          <w:numId w:val="9"/>
+          <w:numId w:val="10"/>
         </w:numPr>
         <w:ind w:left="720" w:hanging="360"/>
         <w:rPr>
@@ -4086,7 +4270,7 @@
       <w:pPr>
         <w:numPr>
           <w:ilvl w:val="0"/>
-          <w:numId w:val="3"/>
+          <w:numId w:val="4"/>
         </w:numPr>
         <w:ind w:left="720" w:hanging="360"/>
         <w:rPr>
@@ -4106,7 +4290,7 @@
       <w:pPr>
         <w:numPr>
           <w:ilvl w:val="0"/>
-          <w:numId w:val="3"/>
+          <w:numId w:val="4"/>
         </w:numPr>
         <w:ind w:left="720" w:hanging="360"/>
         <w:rPr>
@@ -4126,7 +4310,7 @@
       <w:pPr>
         <w:numPr>
           <w:ilvl w:val="0"/>
-          <w:numId w:val="3"/>
+          <w:numId w:val="4"/>
         </w:numPr>
         <w:ind w:left="720" w:hanging="360"/>
         <w:rPr>
@@ -4146,7 +4330,7 @@
       <w:pPr>
         <w:numPr>
           <w:ilvl w:val="0"/>
-          <w:numId w:val="3"/>
+          <w:numId w:val="4"/>
         </w:numPr>
         <w:ind w:left="720" w:hanging="360"/>
         <w:rPr>
@@ -4166,7 +4350,7 @@
       <w:pPr>
         <w:numPr>
           <w:ilvl w:val="0"/>
-          <w:numId w:val="3"/>
+          <w:numId w:val="4"/>
         </w:numPr>
         <w:ind w:left="720" w:hanging="360"/>
         <w:rPr>
@@ -4186,7 +4370,7 @@
       <w:pPr>
         <w:numPr>
           <w:ilvl w:val="0"/>
-          <w:numId w:val="3"/>
+          <w:numId w:val="4"/>
         </w:numPr>
         <w:ind w:left="720" w:hanging="360"/>
         <w:rPr>
@@ -4206,7 +4390,7 @@
       <w:pPr>
         <w:numPr>
           <w:ilvl w:val="0"/>
-          <w:numId w:val="3"/>
+          <w:numId w:val="4"/>
         </w:numPr>
         <w:ind w:left="720" w:hanging="360"/>
         <w:rPr>
@@ -4226,7 +4410,7 @@
       <w:pPr>
         <w:numPr>
           <w:ilvl w:val="0"/>
-          <w:numId w:val="3"/>
+          <w:numId w:val="4"/>
         </w:numPr>
         <w:ind w:left="720" w:hanging="360"/>
         <w:rPr>
@@ -4369,6 +4553,197 @@
     </w:p>
     <w:p>
       <w:pPr>
+        <w:ind w:left="0" w:firstLine="0"/>
+        <w:rPr>
+          <w:rFonts w:ascii="Calibri" w:cs="Calibri" w:eastAsia="Calibri" w:hAnsi="Calibri"/>
+        </w:rPr>
+      </w:pPr>
+      <w:r>
+        <w:rPr>
+          <w:rtl w:val="0"/>
+        </w:rPr>
+      </w:r>
+    </w:p>
+    <w:p>
+      <w:pPr>
+        <w:ind w:left="0" w:firstLine="0"/>
+        <w:rPr>
+          <w:rFonts w:ascii="Calibri" w:cs="Calibri" w:eastAsia="Calibri" w:hAnsi="Calibri"/>
+          <w:i w:val="1"/>
+          <w:iCs w:val="1"/>
+        </w:rPr>
+      </w:pPr>
+      <w:r>
+        <w:rPr>
+          <w:rFonts w:ascii="Calibri" w:cs="Calibri" w:eastAsia="Calibri" w:hAnsi="Calibri"/>
+          <w:i w:val="1"/>
+          <w:iCs w:val="1"/>
+          <w:rtl w:val="0"/>
+        </w:rPr>
+        <w:t xml:space="preserve">En synthèse : </w:t>
+      </w:r>
+    </w:p>
+    <w:p>
+      <w:pPr>
+        <w:numPr>
+          <w:ilvl w:val="0"/>
+          <w:numId w:val="16"/>
+        </w:numPr>
+        <w:ind w:left="720" w:hanging="360"/>
+        <w:rPr>
+          <w:rFonts w:ascii="Calibri" w:cs="Calibri" w:eastAsia="Calibri" w:hAnsi="Calibri"/>
+          <w:i w:val="1"/>
+          <w:iCs w:val="1"/>
+        </w:rPr>
+      </w:pPr>
+      <w:r>
+        <w:rPr>
+          <w:rFonts w:ascii="Calibri" w:cs="Calibri" w:eastAsia="Calibri" w:hAnsi="Calibri"/>
+          <w:i w:val="1"/>
+          <w:iCs w:val="1"/>
+          <w:rtl w:val="0"/>
+        </w:rPr>
+        <w:t xml:space="preserve">Accès marché “aligné UE” : cadre technique proche de l’UE → marquage CE généralement structurant.</w:t>
+      </w:r>
+    </w:p>
+    <w:p>
+      <w:pPr>
+        <w:numPr>
+          <w:ilvl w:val="0"/>
+          <w:numId w:val="16"/>
+        </w:numPr>
+        <w:ind w:left="720" w:hanging="360"/>
+        <w:rPr>
+          <w:rFonts w:ascii="Calibri" w:cs="Calibri" w:eastAsia="Calibri" w:hAnsi="Calibri"/>
+          <w:i w:val="1"/>
+          <w:iCs w:val="1"/>
+        </w:rPr>
+      </w:pPr>
+      <w:r>
+        <w:rPr>
+          <w:rFonts w:ascii="Calibri" w:cs="Calibri" w:eastAsia="Calibri" w:hAnsi="Calibri"/>
+          <w:i w:val="1"/>
+          <w:iCs w:val="1"/>
+          <w:rtl w:val="0"/>
+        </w:rPr>
+        <w:t xml:space="preserve">Conformité substances : exigences type RoHS (équipements électriques/électroniques, surtout robinetterie électronique) + KKDIK/REACH (substances chimiques, obligations d’enregistrement et de communication).</w:t>
+      </w:r>
+    </w:p>
+    <w:p>
+      <w:pPr>
+        <w:numPr>
+          <w:ilvl w:val="0"/>
+          <w:numId w:val="16"/>
+        </w:numPr>
+        <w:ind w:left="720" w:hanging="360"/>
+        <w:rPr>
+          <w:rFonts w:ascii="Calibri" w:cs="Calibri" w:eastAsia="Calibri" w:hAnsi="Calibri"/>
+          <w:i w:val="1"/>
+          <w:iCs w:val="1"/>
+        </w:rPr>
+      </w:pPr>
+      <w:r>
+        <w:rPr>
+          <w:rFonts w:ascii="Calibri" w:cs="Calibri" w:eastAsia="Calibri" w:hAnsi="Calibri"/>
+          <w:i w:val="1"/>
+          <w:iCs w:val="1"/>
+          <w:rtl w:val="0"/>
+        </w:rPr>
+        <w:t xml:space="preserve">Normes locales incontournables : le TSE (organisme national) est fréquemment demandé en appels d’offres et sert de référence aux industriels.</w:t>
+      </w:r>
+    </w:p>
+    <w:p>
+      <w:pPr>
+        <w:numPr>
+          <w:ilvl w:val="0"/>
+          <w:numId w:val="16"/>
+        </w:numPr>
+        <w:ind w:left="720" w:hanging="360"/>
+        <w:rPr>
+          <w:rFonts w:ascii="Calibri" w:cs="Calibri" w:eastAsia="Calibri" w:hAnsi="Calibri"/>
+          <w:i w:val="1"/>
+          <w:iCs w:val="1"/>
+        </w:rPr>
+      </w:pPr>
+      <w:r>
+        <w:rPr>
+          <w:rFonts w:ascii="Calibri" w:cs="Calibri" w:eastAsia="Calibri" w:hAnsi="Calibri"/>
+          <w:i w:val="1"/>
+          <w:iCs w:val="1"/>
+          <w:rtl w:val="0"/>
+        </w:rPr>
+        <w:t xml:space="preserve">Socle de normes produit robinetterie : principaux standards TS EN pour essais/performances (mécanique, temporisé, thermostatique, douche, électronique, finitions).</w:t>
+      </w:r>
+    </w:p>
+    <w:p>
+      <w:pPr>
+        <w:numPr>
+          <w:ilvl w:val="0"/>
+          <w:numId w:val="16"/>
+        </w:numPr>
+        <w:ind w:left="720" w:hanging="360"/>
+        <w:rPr>
+          <w:rFonts w:ascii="Calibri" w:cs="Calibri" w:eastAsia="Calibri" w:hAnsi="Calibri"/>
+          <w:i w:val="1"/>
+          <w:iCs w:val="1"/>
+        </w:rPr>
+      </w:pPr>
+      <w:r>
+        <w:rPr>
+          <w:rFonts w:ascii="Calibri" w:cs="Calibri" w:eastAsia="Calibri" w:hAnsi="Calibri"/>
+          <w:i w:val="1"/>
+          <w:iCs w:val="1"/>
+          <w:rtl w:val="0"/>
+        </w:rPr>
+        <w:t xml:space="preserve">Systèmes de management attendus : ISO 9001 (qualité) et ISO 14001 (environnement) </w:t>
+      </w:r>
+      <w:r>
+        <w:rPr>
+          <w:rFonts w:ascii="Calibri" w:cs="Calibri" w:eastAsia="Calibri" w:hAnsi="Calibri"/>
+          <w:i w:val="1"/>
+          <w:iCs w:val="1"/>
+          <w:rtl w:val="0"/>
+        </w:rPr>
+        <w:t xml:space="preserve">comme “preuves</w:t>
+      </w:r>
+      <w:r>
+        <w:rPr>
+          <w:rFonts w:ascii="Calibri" w:cs="Calibri" w:eastAsia="Calibri" w:hAnsi="Calibri"/>
+          <w:i w:val="1"/>
+          <w:iCs w:val="1"/>
+          <w:rtl w:val="0"/>
+        </w:rPr>
+        <w:t xml:space="preserve">” de</w:t>
+      </w:r>
+      <w:r>
+        <w:rPr>
+          <w:rFonts w:ascii="Calibri" w:cs="Calibri" w:eastAsia="Calibri" w:hAnsi="Calibri"/>
+          <w:i w:val="1"/>
+          <w:iCs w:val="1"/>
+          <w:rtl w:val="0"/>
+        </w:rPr>
+        <w:t xml:space="preserve"> robustesse industrielle et de conformité.</w:t>
+      </w:r>
+      <w:r>
+        <w:rPr>
+          <w:rtl w:val="0"/>
+        </w:rPr>
+      </w:r>
+    </w:p>
+    <w:p>
+      <w:pPr>
+        <w:rPr>
+          <w:rFonts w:ascii="Calibri" w:cs="Calibri" w:eastAsia="Calibri" w:hAnsi="Calibri"/>
+        </w:rPr>
+      </w:pPr>
+      <w:r>
+        <w:rPr>
+          <w:rtl w:val="0"/>
+        </w:rPr>
+      </w:r>
+    </w:p>
+    <w:p>
+      <w:pPr>
         <w:rPr>
           <w:rFonts w:ascii="Calibri" w:cs="Calibri" w:eastAsia="Calibri" w:hAnsi="Calibri"/>
         </w:rPr>
@@ -4415,7 +4790,7 @@
       <w:pPr>
         <w:numPr>
           <w:ilvl w:val="0"/>
-          <w:numId w:val="18"/>
+          <w:numId w:val="20"/>
         </w:numPr>
         <w:ind w:left="720" w:hanging="360"/>
         <w:rPr>
@@ -4444,7 +4819,7 @@
       <w:pPr>
         <w:numPr>
           <w:ilvl w:val="0"/>
-          <w:numId w:val="18"/>
+          <w:numId w:val="20"/>
         </w:numPr>
         <w:ind w:left="720" w:hanging="360"/>
         <w:rPr>
@@ -4473,7 +4848,7 @@
       <w:pPr>
         <w:numPr>
           <w:ilvl w:val="0"/>
-          <w:numId w:val="18"/>
+          <w:numId w:val="20"/>
         </w:numPr>
         <w:ind w:left="720" w:hanging="360"/>
         <w:rPr>
@@ -4502,7 +4877,7 @@
       <w:pPr>
         <w:numPr>
           <w:ilvl w:val="0"/>
-          <w:numId w:val="18"/>
+          <w:numId w:val="20"/>
         </w:numPr>
         <w:ind w:left="720" w:hanging="360"/>
         <w:rPr>
@@ -4531,7 +4906,7 @@
       <w:pPr>
         <w:numPr>
           <w:ilvl w:val="0"/>
-          <w:numId w:val="18"/>
+          <w:numId w:val="20"/>
         </w:numPr>
         <w:ind w:left="720" w:hanging="360"/>
         <w:rPr>
@@ -4562,7 +4937,7 @@
       <w:pPr>
         <w:numPr>
           <w:ilvl w:val="0"/>
-          <w:numId w:val="18"/>
+          <w:numId w:val="20"/>
         </w:numPr>
         <w:ind w:left="720" w:hanging="360"/>
         <w:rPr>
@@ -4591,7 +4966,7 @@
       <w:pPr>
         <w:numPr>
           <w:ilvl w:val="0"/>
-          <w:numId w:val="18"/>
+          <w:numId w:val="20"/>
         </w:numPr>
         <w:ind w:left="720" w:hanging="360"/>
         <w:rPr>
@@ -4622,7 +4997,7 @@
       <w:pPr>
         <w:numPr>
           <w:ilvl w:val="0"/>
-          <w:numId w:val="18"/>
+          <w:numId w:val="20"/>
         </w:numPr>
         <w:ind w:left="720" w:hanging="360"/>
         <w:rPr>
@@ -4651,7 +5026,7 @@
       <w:pPr>
         <w:numPr>
           <w:ilvl w:val="0"/>
-          <w:numId w:val="18"/>
+          <w:numId w:val="20"/>
         </w:numPr>
         <w:ind w:left="720" w:hanging="360"/>
         <w:rPr>
@@ -4680,7 +5055,7 @@
       <w:pPr>
         <w:numPr>
           <w:ilvl w:val="0"/>
-          <w:numId w:val="18"/>
+          <w:numId w:val="20"/>
         </w:numPr>
         <w:ind w:left="720" w:hanging="360"/>
         <w:rPr>
@@ -4709,7 +5084,7 @@
       <w:pPr>
         <w:numPr>
           <w:ilvl w:val="0"/>
-          <w:numId w:val="18"/>
+          <w:numId w:val="20"/>
         </w:numPr>
         <w:ind w:left="720" w:hanging="360"/>
         <w:rPr>
@@ -4740,7 +5115,7 @@
       <w:pPr>
         <w:numPr>
           <w:ilvl w:val="0"/>
-          <w:numId w:val="18"/>
+          <w:numId w:val="20"/>
         </w:numPr>
         <w:ind w:left="720" w:hanging="360"/>
         <w:rPr>
@@ -4769,7 +5144,7 @@
       <w:pPr>
         <w:numPr>
           <w:ilvl w:val="0"/>
-          <w:numId w:val="18"/>
+          <w:numId w:val="20"/>
         </w:numPr>
         <w:ind w:left="720" w:hanging="360"/>
         <w:rPr>
@@ -4798,7 +5173,7 @@
       <w:pPr>
         <w:numPr>
           <w:ilvl w:val="0"/>
-          <w:numId w:val="18"/>
+          <w:numId w:val="20"/>
         </w:numPr>
         <w:ind w:left="720" w:hanging="360"/>
         <w:rPr>
@@ -4829,7 +5204,7 @@
       <w:pPr>
         <w:numPr>
           <w:ilvl w:val="0"/>
-          <w:numId w:val="18"/>
+          <w:numId w:val="20"/>
         </w:numPr>
         <w:ind w:left="720" w:hanging="360"/>
         <w:rPr>
@@ -4859,7 +5234,7 @@
       <w:pPr>
         <w:numPr>
           <w:ilvl w:val="0"/>
-          <w:numId w:val="18"/>
+          <w:numId w:val="20"/>
         </w:numPr>
         <w:ind w:left="720" w:hanging="360"/>
         <w:rPr>
@@ -4888,7 +5263,7 @@
       <w:pPr>
         <w:numPr>
           <w:ilvl w:val="0"/>
-          <w:numId w:val="18"/>
+          <w:numId w:val="20"/>
         </w:numPr>
         <w:ind w:left="720" w:hanging="360"/>
         <w:rPr>
@@ -4919,7 +5294,7 @@
       <w:pPr>
         <w:numPr>
           <w:ilvl w:val="0"/>
-          <w:numId w:val="18"/>
+          <w:numId w:val="20"/>
         </w:numPr>
         <w:ind w:left="720" w:hanging="360"/>
         <w:rPr>
@@ -4950,7 +5325,7 @@
       <w:pPr>
         <w:numPr>
           <w:ilvl w:val="0"/>
-          <w:numId w:val="18"/>
+          <w:numId w:val="20"/>
         </w:numPr>
         <w:ind w:left="720" w:hanging="360"/>
         <w:rPr>
@@ -4981,7 +5356,7 @@
       <w:pPr>
         <w:numPr>
           <w:ilvl w:val="0"/>
-          <w:numId w:val="18"/>
+          <w:numId w:val="20"/>
         </w:numPr>
         <w:ind w:left="720" w:hanging="360"/>
         <w:rPr>
@@ -5010,7 +5385,7 @@
       <w:pPr>
         <w:numPr>
           <w:ilvl w:val="0"/>
-          <w:numId w:val="18"/>
+          <w:numId w:val="20"/>
         </w:numPr>
         <w:ind w:left="720" w:hanging="360"/>
         <w:rPr>
@@ -5039,7 +5414,7 @@
       <w:pPr>
         <w:numPr>
           <w:ilvl w:val="0"/>
-          <w:numId w:val="18"/>
+          <w:numId w:val="20"/>
         </w:numPr>
         <w:ind w:left="720" w:hanging="360"/>
         <w:rPr>
@@ -5068,7 +5443,7 @@
       <w:pPr>
         <w:numPr>
           <w:ilvl w:val="0"/>
-          <w:numId w:val="18"/>
+          <w:numId w:val="20"/>
         </w:numPr>
         <w:ind w:left="720" w:hanging="360"/>
         <w:rPr>
@@ -5099,7 +5474,7 @@
       <w:pPr>
         <w:numPr>
           <w:ilvl w:val="0"/>
-          <w:numId w:val="18"/>
+          <w:numId w:val="20"/>
         </w:numPr>
         <w:ind w:left="720" w:hanging="360"/>
         <w:rPr>
@@ -5128,7 +5503,7 @@
       <w:pPr>
         <w:numPr>
           <w:ilvl w:val="0"/>
-          <w:numId w:val="18"/>
+          <w:numId w:val="20"/>
         </w:numPr>
         <w:ind w:left="720" w:hanging="360"/>
         <w:rPr>
@@ -5677,12 +6052,12 @@
           <wp:inline distB="114300" distT="114300" distL="114300" distR="114300">
             <wp:extent cx="5731200" cy="3378200"/>
             <wp:effectExtent b="0" l="0" r="0" t="0"/>
-            <wp:docPr id="3" name="image2.png"/>
+            <wp:docPr id="3" name="image1.png"/>
             <a:graphic>
               <a:graphicData uri="http://schemas.openxmlformats.org/drawingml/2006/picture">
                 <pic:pic>
                   <pic:nvPicPr>
-                    <pic:cNvPr id="0" name="image2.png"/>
+                    <pic:cNvPr id="0" name="image1.png"/>
                     <pic:cNvPicPr preferRelativeResize="0"/>
                   </pic:nvPicPr>
                   <pic:blipFill>
@@ -5722,12 +6097,12 @@
           <wp:inline distB="114300" distT="114300" distL="114300" distR="114300">
             <wp:extent cx="1776413" cy="2376393"/>
             <wp:effectExtent b="0" l="0" r="0" t="0"/>
-            <wp:docPr id="2" name="image1.jpg"/>
+            <wp:docPr id="2" name="image2.jpg"/>
             <a:graphic>
               <a:graphicData uri="http://schemas.openxmlformats.org/drawingml/2006/picture">
                 <pic:pic>
                   <pic:nvPicPr>
-                    <pic:cNvPr id="0" name="image1.jpg"/>
+                    <pic:cNvPr id="0" name="image2.jpg"/>
                     <pic:cNvPicPr preferRelativeResize="0"/>
                   </pic:nvPicPr>
                   <pic:blipFill>
@@ -5819,7 +6194,7 @@
       <w:pPr>
         <w:numPr>
           <w:ilvl w:val="0"/>
-          <w:numId w:val="6"/>
+          <w:numId w:val="7"/>
         </w:numPr>
         <w:ind w:left="720" w:hanging="360"/>
         <w:rPr>
@@ -5839,7 +6214,7 @@
       <w:pPr>
         <w:numPr>
           <w:ilvl w:val="0"/>
-          <w:numId w:val="6"/>
+          <w:numId w:val="7"/>
         </w:numPr>
         <w:ind w:left="720" w:hanging="360"/>
         <w:rPr>
@@ -5859,7 +6234,7 @@
       <w:pPr>
         <w:numPr>
           <w:ilvl w:val="0"/>
-          <w:numId w:val="6"/>
+          <w:numId w:val="7"/>
         </w:numPr>
         <w:ind w:left="720" w:hanging="360"/>
         <w:rPr>
@@ -5879,7 +6254,7 @@
       <w:pPr>
         <w:numPr>
           <w:ilvl w:val="0"/>
-          <w:numId w:val="6"/>
+          <w:numId w:val="7"/>
         </w:numPr>
         <w:ind w:left="720" w:hanging="360"/>
         <w:rPr>
@@ -5913,7 +6288,7 @@
       <w:pPr>
         <w:numPr>
           <w:ilvl w:val="0"/>
-          <w:numId w:val="23"/>
+          <w:numId w:val="25"/>
         </w:numPr>
         <w:ind w:left="720" w:hanging="360"/>
         <w:rPr>
@@ -5933,7 +6308,7 @@
       <w:pPr>
         <w:numPr>
           <w:ilvl w:val="0"/>
-          <w:numId w:val="23"/>
+          <w:numId w:val="25"/>
         </w:numPr>
         <w:ind w:left="720" w:hanging="360"/>
         <w:rPr>
@@ -5953,7 +6328,7 @@
       <w:pPr>
         <w:numPr>
           <w:ilvl w:val="0"/>
-          <w:numId w:val="23"/>
+          <w:numId w:val="25"/>
         </w:numPr>
         <w:ind w:left="720" w:hanging="360"/>
         <w:rPr>
@@ -5997,7 +6372,7 @@
       <w:pPr>
         <w:numPr>
           <w:ilvl w:val="0"/>
-          <w:numId w:val="20"/>
+          <w:numId w:val="22"/>
         </w:numPr>
         <w:ind w:left="720" w:hanging="360"/>
         <w:rPr>
@@ -6017,7 +6392,7 @@
       <w:pPr>
         <w:numPr>
           <w:ilvl w:val="0"/>
-          <w:numId w:val="20"/>
+          <w:numId w:val="22"/>
         </w:numPr>
         <w:ind w:left="720" w:hanging="360"/>
         <w:rPr>
@@ -8295,8 +8670,8 @@
   <w:abstractNum w:abstractNumId="10">
     <w:lvl w:ilvl="0">
       <w:start w:val="1"/>
-      <w:numFmt w:val="decimal"/>
-      <w:lvlText w:val="%1."/>
+      <w:numFmt w:val="bullet"/>
+      <w:lvlText w:val="-"/>
       <w:lvlJc w:val="left"/>
       <w:pPr>
         <w:ind w:left="720" w:hanging="360"/>
@@ -8307,8 +8682,8 @@
     </w:lvl>
     <w:lvl w:ilvl="1">
       <w:start w:val="1"/>
-      <w:numFmt w:val="lowerLetter"/>
-      <w:lvlText w:val="%2."/>
+      <w:numFmt w:val="bullet"/>
+      <w:lvlText w:val="-"/>
       <w:lvlJc w:val="left"/>
       <w:pPr>
         <w:ind w:left="1440" w:hanging="360"/>
@@ -8319,8 +8694,8 @@
     </w:lvl>
     <w:lvl w:ilvl="2">
       <w:start w:val="1"/>
-      <w:numFmt w:val="lowerRoman"/>
-      <w:lvlText w:val="%3."/>
+      <w:numFmt w:val="bullet"/>
+      <w:lvlText w:val="-"/>
       <w:lvlJc w:val="left"/>
       <w:pPr>
         <w:ind w:left="2160" w:hanging="360"/>
@@ -8331,8 +8706,8 @@
     </w:lvl>
     <w:lvl w:ilvl="3">
       <w:start w:val="1"/>
-      <w:numFmt w:val="decimal"/>
-      <w:lvlText w:val="%4."/>
+      <w:numFmt w:val="bullet"/>
+      <w:lvlText w:val="-"/>
       <w:lvlJc w:val="left"/>
       <w:pPr>
         <w:ind w:left="2880" w:hanging="360"/>
@@ -8343,8 +8718,8 @@
     </w:lvl>
     <w:lvl w:ilvl="4">
       <w:start w:val="1"/>
-      <w:numFmt w:val="lowerLetter"/>
-      <w:lvlText w:val="%5."/>
+      <w:numFmt w:val="bullet"/>
+      <w:lvlText w:val="-"/>
       <w:lvlJc w:val="left"/>
       <w:pPr>
         <w:ind w:left="3600" w:hanging="360"/>
@@ -8355,8 +8730,8 @@
     </w:lvl>
     <w:lvl w:ilvl="5">
       <w:start w:val="1"/>
-      <w:numFmt w:val="lowerRoman"/>
-      <w:lvlText w:val="%6."/>
+      <w:numFmt w:val="bullet"/>
+      <w:lvlText w:val="-"/>
       <w:lvlJc w:val="left"/>
       <w:pPr>
         <w:ind w:left="4320" w:hanging="360"/>
@@ -8367,8 +8742,8 @@
     </w:lvl>
     <w:lvl w:ilvl="6">
       <w:start w:val="1"/>
-      <w:numFmt w:val="decimal"/>
-      <w:lvlText w:val="%7."/>
+      <w:numFmt w:val="bullet"/>
+      <w:lvlText w:val="-"/>
       <w:lvlJc w:val="left"/>
       <w:pPr>
         <w:ind w:left="5040" w:hanging="360"/>
@@ -8379,8 +8754,8 @@
     </w:lvl>
     <w:lvl w:ilvl="7">
       <w:start w:val="1"/>
-      <w:numFmt w:val="lowerLetter"/>
-      <w:lvlText w:val="%8."/>
+      <w:numFmt w:val="bullet"/>
+      <w:lvlText w:val="-"/>
       <w:lvlJc w:val="left"/>
       <w:pPr>
         <w:ind w:left="5760" w:hanging="360"/>
@@ -8391,8 +8766,8 @@
     </w:lvl>
     <w:lvl w:ilvl="8">
       <w:start w:val="1"/>
-      <w:numFmt w:val="lowerRoman"/>
-      <w:lvlText w:val="%9."/>
+      <w:numFmt w:val="bullet"/>
+      <w:lvlText w:val="-"/>
       <w:lvlJc w:val="left"/>
       <w:pPr>
         <w:ind w:left="6480" w:hanging="360"/>
@@ -8405,8 +8780,8 @@
   <w:abstractNum w:abstractNumId="11">
     <w:lvl w:ilvl="0">
       <w:start w:val="1"/>
-      <w:numFmt w:val="bullet"/>
-      <w:lvlText w:val="-"/>
+      <w:numFmt w:val="decimal"/>
+      <w:lvlText w:val="%1."/>
       <w:lvlJc w:val="left"/>
       <w:pPr>
         <w:ind w:left="720" w:hanging="360"/>
@@ -8417,8 +8792,8 @@
     </w:lvl>
     <w:lvl w:ilvl="1">
       <w:start w:val="1"/>
-      <w:numFmt w:val="bullet"/>
-      <w:lvlText w:val="-"/>
+      <w:numFmt w:val="lowerLetter"/>
+      <w:lvlText w:val="%2."/>
       <w:lvlJc w:val="left"/>
       <w:pPr>
         <w:ind w:left="1440" w:hanging="360"/>
@@ -8429,8 +8804,8 @@
     </w:lvl>
     <w:lvl w:ilvl="2">
       <w:start w:val="1"/>
-      <w:numFmt w:val="bullet"/>
-      <w:lvlText w:val="-"/>
+      <w:numFmt w:val="lowerRoman"/>
+      <w:lvlText w:val="%3."/>
       <w:lvlJc w:val="left"/>
       <w:pPr>
         <w:ind w:left="2160" w:hanging="360"/>
@@ -8441,8 +8816,8 @@
     </w:lvl>
     <w:lvl w:ilvl="3">
       <w:start w:val="1"/>
-      <w:numFmt w:val="bullet"/>
-      <w:lvlText w:val="-"/>
+      <w:numFmt w:val="decimal"/>
+      <w:lvlText w:val="%4."/>
       <w:lvlJc w:val="left"/>
       <w:pPr>
         <w:ind w:left="2880" w:hanging="360"/>
@@ -8453,8 +8828,8 @@
     </w:lvl>
     <w:lvl w:ilvl="4">
       <w:start w:val="1"/>
-      <w:numFmt w:val="bullet"/>
-      <w:lvlText w:val="-"/>
+      <w:numFmt w:val="lowerLetter"/>
+      <w:lvlText w:val="%5."/>
       <w:lvlJc w:val="left"/>
       <w:pPr>
         <w:ind w:left="3600" w:hanging="360"/>
@@ -8465,8 +8840,8 @@
     </w:lvl>
     <w:lvl w:ilvl="5">
       <w:start w:val="1"/>
-      <w:numFmt w:val="bullet"/>
-      <w:lvlText w:val="-"/>
+      <w:numFmt w:val="lowerRoman"/>
+      <w:lvlText w:val="%6."/>
       <w:lvlJc w:val="left"/>
       <w:pPr>
         <w:ind w:left="4320" w:hanging="360"/>
@@ -8477,8 +8852,8 @@
     </w:lvl>
     <w:lvl w:ilvl="6">
       <w:start w:val="1"/>
-      <w:numFmt w:val="bullet"/>
-      <w:lvlText w:val="-"/>
+      <w:numFmt w:val="decimal"/>
+      <w:lvlText w:val="%7."/>
       <w:lvlJc w:val="left"/>
       <w:pPr>
         <w:ind w:left="5040" w:hanging="360"/>
@@ -8489,8 +8864,8 @@
     </w:lvl>
     <w:lvl w:ilvl="7">
       <w:start w:val="1"/>
-      <w:numFmt w:val="bullet"/>
-      <w:lvlText w:val="-"/>
+      <w:numFmt w:val="lowerLetter"/>
+      <w:lvlText w:val="%8."/>
       <w:lvlJc w:val="left"/>
       <w:pPr>
         <w:ind w:left="5760" w:hanging="360"/>
@@ -8501,8 +8876,8 @@
     </w:lvl>
     <w:lvl w:ilvl="8">
       <w:start w:val="1"/>
-      <w:numFmt w:val="bullet"/>
-      <w:lvlText w:val="-"/>
+      <w:numFmt w:val="lowerRoman"/>
+      <w:lvlText w:val="%9."/>
       <w:lvlJc w:val="left"/>
       <w:pPr>
         <w:ind w:left="6480" w:hanging="360"/>
@@ -9285,8 +9660,8 @@
   <w:abstractNum w:abstractNumId="19">
     <w:lvl w:ilvl="0">
       <w:start w:val="1"/>
-      <w:numFmt w:val="decimal"/>
-      <w:lvlText w:val="%1."/>
+      <w:numFmt w:val="bullet"/>
+      <w:lvlText w:val="-"/>
       <w:lvlJc w:val="left"/>
       <w:pPr>
         <w:ind w:left="720" w:hanging="360"/>
@@ -9297,8 +9672,8 @@
     </w:lvl>
     <w:lvl w:ilvl="1">
       <w:start w:val="1"/>
-      <w:numFmt w:val="lowerLetter"/>
-      <w:lvlText w:val="%2."/>
+      <w:numFmt w:val="bullet"/>
+      <w:lvlText w:val="-"/>
       <w:lvlJc w:val="left"/>
       <w:pPr>
         <w:ind w:left="1440" w:hanging="360"/>
@@ -9309,8 +9684,8 @@
     </w:lvl>
     <w:lvl w:ilvl="2">
       <w:start w:val="1"/>
-      <w:numFmt w:val="lowerRoman"/>
-      <w:lvlText w:val="%3."/>
+      <w:numFmt w:val="bullet"/>
+      <w:lvlText w:val="-"/>
       <w:lvlJc w:val="left"/>
       <w:pPr>
         <w:ind w:left="2160" w:hanging="360"/>
@@ -9321,8 +9696,8 @@
     </w:lvl>
     <w:lvl w:ilvl="3">
       <w:start w:val="1"/>
-      <w:numFmt w:val="decimal"/>
-      <w:lvlText w:val="%4."/>
+      <w:numFmt w:val="bullet"/>
+      <w:lvlText w:val="-"/>
       <w:lvlJc w:val="left"/>
       <w:pPr>
         <w:ind w:left="2880" w:hanging="360"/>
@@ -9333,8 +9708,8 @@
     </w:lvl>
     <w:lvl w:ilvl="4">
       <w:start w:val="1"/>
-      <w:numFmt w:val="lowerLetter"/>
-      <w:lvlText w:val="%5."/>
+      <w:numFmt w:val="bullet"/>
+      <w:lvlText w:val="-"/>
       <w:lvlJc w:val="left"/>
       <w:pPr>
         <w:ind w:left="3600" w:hanging="360"/>
@@ -9345,8 +9720,8 @@
     </w:lvl>
     <w:lvl w:ilvl="5">
       <w:start w:val="1"/>
-      <w:numFmt w:val="lowerRoman"/>
-      <w:lvlText w:val="%6."/>
+      <w:numFmt w:val="bullet"/>
+      <w:lvlText w:val="-"/>
       <w:lvlJc w:val="left"/>
       <w:pPr>
         <w:ind w:left="4320" w:hanging="360"/>
@@ -9357,8 +9732,8 @@
     </w:lvl>
     <w:lvl w:ilvl="6">
       <w:start w:val="1"/>
-      <w:numFmt w:val="decimal"/>
-      <w:lvlText w:val="%7."/>
+      <w:numFmt w:val="bullet"/>
+      <w:lvlText w:val="-"/>
       <w:lvlJc w:val="left"/>
       <w:pPr>
         <w:ind w:left="5040" w:hanging="360"/>
@@ -9369,8 +9744,8 @@
     </w:lvl>
     <w:lvl w:ilvl="7">
       <w:start w:val="1"/>
-      <w:numFmt w:val="lowerLetter"/>
-      <w:lvlText w:val="%8."/>
+      <w:numFmt w:val="bullet"/>
+      <w:lvlText w:val="-"/>
       <w:lvlJc w:val="left"/>
       <w:pPr>
         <w:ind w:left="5760" w:hanging="360"/>
@@ -9381,8 +9756,8 @@
     </w:lvl>
     <w:lvl w:ilvl="8">
       <w:start w:val="1"/>
-      <w:numFmt w:val="lowerRoman"/>
-      <w:lvlText w:val="%9."/>
+      <w:numFmt w:val="bullet"/>
+      <w:lvlText w:val="-"/>
       <w:lvlJc w:val="left"/>
       <w:pPr>
         <w:ind w:left="6480" w:hanging="360"/>
@@ -9505,8 +9880,8 @@
   <w:abstractNum w:abstractNumId="21">
     <w:lvl w:ilvl="0">
       <w:start w:val="1"/>
-      <w:numFmt w:val="bullet"/>
-      <w:lvlText w:val="-"/>
+      <w:numFmt w:val="decimal"/>
+      <w:lvlText w:val="%1."/>
       <w:lvlJc w:val="left"/>
       <w:pPr>
         <w:ind w:left="720" w:hanging="360"/>
@@ -9517,8 +9892,8 @@
     </w:lvl>
     <w:lvl w:ilvl="1">
       <w:start w:val="1"/>
-      <w:numFmt w:val="bullet"/>
-      <w:lvlText w:val="-"/>
+      <w:numFmt w:val="lowerLetter"/>
+      <w:lvlText w:val="%2."/>
       <w:lvlJc w:val="left"/>
       <w:pPr>
         <w:ind w:left="1440" w:hanging="360"/>
@@ -9529,8 +9904,8 @@
     </w:lvl>
     <w:lvl w:ilvl="2">
       <w:start w:val="1"/>
-      <w:numFmt w:val="bullet"/>
-      <w:lvlText w:val="-"/>
+      <w:numFmt w:val="lowerRoman"/>
+      <w:lvlText w:val="%3."/>
       <w:lvlJc w:val="left"/>
       <w:pPr>
         <w:ind w:left="2160" w:hanging="360"/>
@@ -9541,8 +9916,8 @@
     </w:lvl>
     <w:lvl w:ilvl="3">
       <w:start w:val="1"/>
-      <w:numFmt w:val="bullet"/>
-      <w:lvlText w:val="-"/>
+      <w:numFmt w:val="decimal"/>
+      <w:lvlText w:val="%4."/>
       <w:lvlJc w:val="left"/>
       <w:pPr>
         <w:ind w:left="2880" w:hanging="360"/>
@@ -9553,8 +9928,8 @@
     </w:lvl>
     <w:lvl w:ilvl="4">
       <w:start w:val="1"/>
-      <w:numFmt w:val="bullet"/>
-      <w:lvlText w:val="-"/>
+      <w:numFmt w:val="lowerLetter"/>
+      <w:lvlText w:val="%5."/>
       <w:lvlJc w:val="left"/>
       <w:pPr>
         <w:ind w:left="3600" w:hanging="360"/>
@@ -9565,8 +9940,8 @@
     </w:lvl>
     <w:lvl w:ilvl="5">
       <w:start w:val="1"/>
-      <w:numFmt w:val="bullet"/>
-      <w:lvlText w:val="-"/>
+      <w:numFmt w:val="lowerRoman"/>
+      <w:lvlText w:val="%6."/>
       <w:lvlJc w:val="left"/>
       <w:pPr>
         <w:ind w:left="4320" w:hanging="360"/>
@@ -9577,8 +9952,8 @@
     </w:lvl>
     <w:lvl w:ilvl="6">
       <w:start w:val="1"/>
-      <w:numFmt w:val="bullet"/>
-      <w:lvlText w:val="-"/>
+      <w:numFmt w:val="decimal"/>
+      <w:lvlText w:val="%7."/>
       <w:lvlJc w:val="left"/>
       <w:pPr>
         <w:ind w:left="5040" w:hanging="360"/>
@@ -9589,8 +9964,8 @@
     </w:lvl>
     <w:lvl w:ilvl="7">
       <w:start w:val="1"/>
-      <w:numFmt w:val="bullet"/>
-      <w:lvlText w:val="-"/>
+      <w:numFmt w:val="lowerLetter"/>
+      <w:lvlText w:val="%8."/>
       <w:lvlJc w:val="left"/>
       <w:pPr>
         <w:ind w:left="5760" w:hanging="360"/>
@@ -9601,8 +9976,8 @@
     </w:lvl>
     <w:lvl w:ilvl="8">
       <w:start w:val="1"/>
-      <w:numFmt w:val="bullet"/>
-      <w:lvlText w:val="-"/>
+      <w:numFmt w:val="lowerRoman"/>
+      <w:lvlText w:val="%9."/>
       <w:lvlJc w:val="left"/>
       <w:pPr>
         <w:ind w:left="6480" w:hanging="360"/>
@@ -9723,6 +10098,226 @@
     </w:lvl>
   </w:abstractNum>
   <w:abstractNum w:abstractNumId="23">
+    <w:lvl w:ilvl="0">
+      <w:start w:val="1"/>
+      <w:numFmt w:val="bullet"/>
+      <w:lvlText w:val="-"/>
+      <w:lvlJc w:val="left"/>
+      <w:pPr>
+        <w:ind w:left="720" w:hanging="360"/>
+      </w:pPr>
+      <w:rPr>
+        <w:u w:val="none"/>
+      </w:rPr>
+    </w:lvl>
+    <w:lvl w:ilvl="1">
+      <w:start w:val="1"/>
+      <w:numFmt w:val="bullet"/>
+      <w:lvlText w:val="-"/>
+      <w:lvlJc w:val="left"/>
+      <w:pPr>
+        <w:ind w:left="1440" w:hanging="360"/>
+      </w:pPr>
+      <w:rPr>
+        <w:u w:val="none"/>
+      </w:rPr>
+    </w:lvl>
+    <w:lvl w:ilvl="2">
+      <w:start w:val="1"/>
+      <w:numFmt w:val="bullet"/>
+      <w:lvlText w:val="-"/>
+      <w:lvlJc w:val="left"/>
+      <w:pPr>
+        <w:ind w:left="2160" w:hanging="360"/>
+      </w:pPr>
+      <w:rPr>
+        <w:u w:val="none"/>
+      </w:rPr>
+    </w:lvl>
+    <w:lvl w:ilvl="3">
+      <w:start w:val="1"/>
+      <w:numFmt w:val="bullet"/>
+      <w:lvlText w:val="-"/>
+      <w:lvlJc w:val="left"/>
+      <w:pPr>
+        <w:ind w:left="2880" w:hanging="360"/>
+      </w:pPr>
+      <w:rPr>
+        <w:u w:val="none"/>
+      </w:rPr>
+    </w:lvl>
+    <w:lvl w:ilvl="4">
+      <w:start w:val="1"/>
+      <w:numFmt w:val="bullet"/>
+      <w:lvlText w:val="-"/>
+      <w:lvlJc w:val="left"/>
+      <w:pPr>
+        <w:ind w:left="3600" w:hanging="360"/>
+      </w:pPr>
+      <w:rPr>
+        <w:u w:val="none"/>
+      </w:rPr>
+    </w:lvl>
+    <w:lvl w:ilvl="5">
+      <w:start w:val="1"/>
+      <w:numFmt w:val="bullet"/>
+      <w:lvlText w:val="-"/>
+      <w:lvlJc w:val="left"/>
+      <w:pPr>
+        <w:ind w:left="4320" w:hanging="360"/>
+      </w:pPr>
+      <w:rPr>
+        <w:u w:val="none"/>
+      </w:rPr>
+    </w:lvl>
+    <w:lvl w:ilvl="6">
+      <w:start w:val="1"/>
+      <w:numFmt w:val="bullet"/>
+      <w:lvlText w:val="-"/>
+      <w:lvlJc w:val="left"/>
+      <w:pPr>
+        <w:ind w:left="5040" w:hanging="360"/>
+      </w:pPr>
+      <w:rPr>
+        <w:u w:val="none"/>
+      </w:rPr>
+    </w:lvl>
+    <w:lvl w:ilvl="7">
+      <w:start w:val="1"/>
+      <w:numFmt w:val="bullet"/>
+      <w:lvlText w:val="-"/>
+      <w:lvlJc w:val="left"/>
+      <w:pPr>
+        <w:ind w:left="5760" w:hanging="360"/>
+      </w:pPr>
+      <w:rPr>
+        <w:u w:val="none"/>
+      </w:rPr>
+    </w:lvl>
+    <w:lvl w:ilvl="8">
+      <w:start w:val="1"/>
+      <w:numFmt w:val="bullet"/>
+      <w:lvlText w:val="-"/>
+      <w:lvlJc w:val="left"/>
+      <w:pPr>
+        <w:ind w:left="6480" w:hanging="360"/>
+      </w:pPr>
+      <w:rPr>
+        <w:u w:val="none"/>
+      </w:rPr>
+    </w:lvl>
+  </w:abstractNum>
+  <w:abstractNum w:abstractNumId="24">
+    <w:lvl w:ilvl="0">
+      <w:start w:val="1"/>
+      <w:numFmt w:val="bullet"/>
+      <w:lvlText w:val="-"/>
+      <w:lvlJc w:val="left"/>
+      <w:pPr>
+        <w:ind w:left="720" w:hanging="360"/>
+      </w:pPr>
+      <w:rPr>
+        <w:u w:val="none"/>
+      </w:rPr>
+    </w:lvl>
+    <w:lvl w:ilvl="1">
+      <w:start w:val="1"/>
+      <w:numFmt w:val="bullet"/>
+      <w:lvlText w:val="-"/>
+      <w:lvlJc w:val="left"/>
+      <w:pPr>
+        <w:ind w:left="1440" w:hanging="360"/>
+      </w:pPr>
+      <w:rPr>
+        <w:u w:val="none"/>
+      </w:rPr>
+    </w:lvl>
+    <w:lvl w:ilvl="2">
+      <w:start w:val="1"/>
+      <w:numFmt w:val="bullet"/>
+      <w:lvlText w:val="-"/>
+      <w:lvlJc w:val="left"/>
+      <w:pPr>
+        <w:ind w:left="2160" w:hanging="360"/>
+      </w:pPr>
+      <w:rPr>
+        <w:u w:val="none"/>
+      </w:rPr>
+    </w:lvl>
+    <w:lvl w:ilvl="3">
+      <w:start w:val="1"/>
+      <w:numFmt w:val="bullet"/>
+      <w:lvlText w:val="-"/>
+      <w:lvlJc w:val="left"/>
+      <w:pPr>
+        <w:ind w:left="2880" w:hanging="360"/>
+      </w:pPr>
+      <w:rPr>
+        <w:u w:val="none"/>
+      </w:rPr>
+    </w:lvl>
+    <w:lvl w:ilvl="4">
+      <w:start w:val="1"/>
+      <w:numFmt w:val="bullet"/>
+      <w:lvlText w:val="-"/>
+      <w:lvlJc w:val="left"/>
+      <w:pPr>
+        <w:ind w:left="3600" w:hanging="360"/>
+      </w:pPr>
+      <w:rPr>
+        <w:u w:val="none"/>
+      </w:rPr>
+    </w:lvl>
+    <w:lvl w:ilvl="5">
+      <w:start w:val="1"/>
+      <w:numFmt w:val="bullet"/>
+      <w:lvlText w:val="-"/>
+      <w:lvlJc w:val="left"/>
+      <w:pPr>
+        <w:ind w:left="4320" w:hanging="360"/>
+      </w:pPr>
+      <w:rPr>
+        <w:u w:val="none"/>
+      </w:rPr>
+    </w:lvl>
+    <w:lvl w:ilvl="6">
+      <w:start w:val="1"/>
+      <w:numFmt w:val="bullet"/>
+      <w:lvlText w:val="-"/>
+      <w:lvlJc w:val="left"/>
+      <w:pPr>
+        <w:ind w:left="5040" w:hanging="360"/>
+      </w:pPr>
+      <w:rPr>
+        <w:u w:val="none"/>
+      </w:rPr>
+    </w:lvl>
+    <w:lvl w:ilvl="7">
+      <w:start w:val="1"/>
+      <w:numFmt w:val="bullet"/>
+      <w:lvlText w:val="-"/>
+      <w:lvlJc w:val="left"/>
+      <w:pPr>
+        <w:ind w:left="5760" w:hanging="360"/>
+      </w:pPr>
+      <w:rPr>
+        <w:u w:val="none"/>
+      </w:rPr>
+    </w:lvl>
+    <w:lvl w:ilvl="8">
+      <w:start w:val="1"/>
+      <w:numFmt w:val="bullet"/>
+      <w:lvlText w:val="-"/>
+      <w:lvlJc w:val="left"/>
+      <w:pPr>
+        <w:ind w:left="6480" w:hanging="360"/>
+      </w:pPr>
+      <w:rPr>
+        <w:u w:val="none"/>
+      </w:rPr>
+    </w:lvl>
+  </w:abstractNum>
+  <w:abstractNum w:abstractNumId="25">
     <w:lvl w:ilvl="0">
       <w:start w:val="1"/>
       <w:numFmt w:val="bullet"/>
@@ -9900,6 +10495,12 @@
   </w:num>
   <w:num w:numId="23">
     <w:abstractNumId w:val="23"/>
+  </w:num>
+  <w:num w:numId="24">
+    <w:abstractNumId w:val="24"/>
+  </w:num>
+  <w:num w:numId="25">
+    <w:abstractNumId w:val="25"/>
   </w:num>
 </w:numbering>
 </file>
